--- a/products-storage/00-free-ks-podpisany-deneg-net/01-algoritm-pervichnoy-proverki.docx
+++ b/products-storage/00-free-ks-podpisany-deneg-net/01-algoritm-pervichnoy-proverki.docx
@@ -234,12 +234,12 @@
     </w:p>
     <w:p>
       <w:r>
-        <w:t>Полный комплект 'КС подписаны - денег нет' включает: готовые шаблоны претензий, исковых заявлений, алгоритмы работы с исполнительным производством, консультационные материалы.</w:t>
+        <w:t>Комплект «Акты выполненных работ, КС-2 и КС-3: закрытие и взыскание оплаты» включает: готовые шаблоны претензий, исковых заявлений, алгоритмы работы с исполнительным производством, консультационные материалы.</w:t>
         <w:br/>
         <w:br/>
-        <w:t>Стоимость: 14 900 - 19 900 ₽</w:t>
+        <w:t>Стоимость: 2 490 ₽</w:t>
         <w:br/>
-        <w:t>Ссылка: [здесь будет ссылка на платный продукт]</w:t>
+        <w:t>Страница комплекта: https://marzhavbetone.ru/products/p1-oplata-po-ks2.html</w:t>
       </w:r>
     </w:p>
     <w:sectPr>

--- a/products-storage/00-free-ks-podpisany-deneg-net/01-algoritm-pervichnoy-proverki.docx
+++ b/products-storage/00-free-ks-podpisany-deneg-net/01-algoritm-pervichnoy-proverki.docx
@@ -81,7 +81,7 @@
         <w:pStyle w:val="ListNumber"/>
       </w:pPr>
       <w:r>
-        <w:t>Если КС не подписана - это другая ситуация (см. полный комплект).</w:t>
+        <w:t>Если КС не подписана - это другая ситуация (см. раздел «Следующий шаг» в конце документа).</w:t>
       </w:r>
     </w:p>
     <w:p>
@@ -213,14 +213,6 @@
         <w:pStyle w:val="ListBullet"/>
       </w:pPr>
       <w:r>
-        <w:t>Работа с исполнительным производством</w:t>
-      </w:r>
-    </w:p>
-    <w:p>
-      <w:pPr>
-        <w:pStyle w:val="ListBullet"/>
-      </w:pPr>
-      <w:r>
         <w:t>Анализ сложных случаев: банкротство заказчика, субподрядные цепочки, залоги</w:t>
       </w:r>
     </w:p>
@@ -229,17 +221,15 @@
         <w:pStyle w:val="Heading1"/>
       </w:pPr>
       <w:r>
-        <w:t>🔗 Переход к полному комплекту</w:t>
+        <w:t>🔗 Следующий шаг</w:t>
       </w:r>
     </w:p>
     <w:p>
       <w:r>
-        <w:t>Комплект «Акты выполненных работ, КС-2 и КС-3: закрытие и взыскание оплаты» включает: готовые шаблоны претензий, исковых заявлений, алгоритмы работы с исполнительным производством, консультационные материалы.</w:t>
+        <w:t>Если КС подписаны, срок оплаты по договору истёк, а оплаты нет, следующий шаг описан в «Системе получения оплаты за выполненные работы»: фиксация задолженности, переговоры и перенос срока, уведомление и претензия, расчёт процентов, подготовка обращения в арбитражный суд. Это рабочий порядок действий и шаблоны, а не юридическая консультация и не гарантия оплаты.</w:t>
         <w:br/>
         <w:br/>
-        <w:t>Стоимость: 2 490 ₽</w:t>
-        <w:br/>
-        <w:t>Страница комплекта: https://marzhavbetone.ru/products/p1-oplata-po-ks2.html</w:t>
+        <w:t>Страница: https://marzhavbetone.ru/products/p1-oplata-po-ks2.html</w:t>
       </w:r>
     </w:p>
     <w:sectPr>

--- a/products-storage/00-free-ks-podpisany-deneg-net/01-algoritm-pervichnoy-proverki.docx
+++ b/products-storage/00-free-ks-podpisany-deneg-net/01-algoritm-pervichnoy-proverki.docx
@@ -81,7 +81,7 @@
         <w:pStyle w:val="ListNumber"/>
       </w:pPr>
       <w:r>
-        <w:t>Если КС не подписана - это другая ситуация (см. полный комплект).</w:t>
+        <w:t>Если КС не подписана, проверьте порядок сдачи и мотивы отказа; маршрут требует отдельной оценки.</w:t>
       </w:r>
     </w:p>
     <w:p>
@@ -94,7 +94,7 @@
     </w:p>
     <w:p>
       <w:r>
-        <w:t>По договору подряда - 3 года с даты, когда должна была быть произведена оплата. Если срок близок к истечению - срочно направьте претензию.</w:t>
+        <w:t>Общий срок исковой давности — три года. Начало течения срока и обстоятельства его изменения проверяйте отдельно по обязательству и датам.</w:t>
       </w:r>
     </w:p>
     <w:p>
@@ -110,7 +110,7 @@
         <w:pStyle w:val="ListBullet"/>
       </w:pPr>
       <w:r>
-        <w:t>Акты скрытых работ (КС-11, АОСР)</w:t>
+        <w:t>Акты освидетельствования скрытых работ (АОСР), если применимо</w:t>
       </w:r>
     </w:p>
     <w:p>
@@ -155,7 +155,7 @@
     </w:p>
     <w:p>
       <w:r>
-        <w:t>В 90% договоров подряда претензионный порядок обязателен. Без претензии суд откажет. Срок рассмотрения претензии - обычно 10-30 рабочих дней.</w:t>
+        <w:t>Для денежного требования из договора в арбитражном процессе проверьте ч. 5 ст. 4 АПК РФ и договор: как направить претензию и сколько ждать до иска. Иной порядок может быть установлен законом или договором.</w:t>
       </w:r>
     </w:p>
     <w:p>
@@ -168,7 +168,7 @@
     </w:p>
     <w:p>
       <w:r>
-        <w:t>Проверьте размер пени по договору. Если не указан - применяется ключевая ставка ЦБ (расчет в калькуляторе).</w:t>
+        <w:t>Проверьте договорную неустойку. Если её нет, отдельно оцените проценты по ст. 395 ГК РФ. Калькулятор ниже считает только пеню, прямо предусмотренную договором.</w:t>
       </w:r>
     </w:p>
     <w:p>
@@ -234,10 +234,10 @@
     </w:p>
     <w:p>
       <w:r>
-        <w:t>Комплект «Акты выполненных работ, КС-2 и КС-3: закрытие и взыскание оплаты» включает: готовые шаблоны претензий, исковых заявлений, алгоритмы работы с исполнительным производством, консультационные материалы.</w:t>
+        <w:t>Комплект «Акты выполненных работ, КС-2 и КС-3: закрытие и взыскание оплаты» включает: уведомление, претензию, расчёт процентов по ст. 395 ГК РФ, исковое заявление и алгоритм действий при задержке оплаты.</w:t>
         <w:br/>
         <w:br/>
-        <w:t>Стоимость: 2 490 ₽</w:t>
+        <w:t>Стоимость: 29 900 ₽</w:t>
         <w:br/>
         <w:t>Страница комплекта: https://marzhavbetone.ru/products/p1-oplata-po-ks2.html</w:t>
       </w:r>

--- a/products-storage/00-free-ks-podpisany-deneg-net/01-algoritm-pervichnoy-proverki.docx
+++ b/products-storage/00-free-ks-podpisany-deneg-net/01-algoritm-pervichnoy-proverki.docx
@@ -189,57 +189,17 @@
         <w:pStyle w:val="Heading1"/>
       </w:pPr>
       <w:r>
-        <w:t>⚠️ Что этот материал НЕ закрывает</w:t>
-      </w:r>
-    </w:p>
-    <w:p>
-      <w:pPr>
-        <w:pStyle w:val="ListBullet"/>
-      </w:pPr>
-      <w:r>
-        <w:t>Составление полноценной претензии с юридическим обоснованием</w:t>
-      </w:r>
-    </w:p>
-    <w:p>
-      <w:pPr>
-        <w:pStyle w:val="ListBullet"/>
-      </w:pPr>
-      <w:r>
-        <w:t>Подготовка искового заявления и представление интересов в суде</w:t>
-      </w:r>
-    </w:p>
-    <w:p>
-      <w:pPr>
-        <w:pStyle w:val="ListBullet"/>
-      </w:pPr>
-      <w:r>
-        <w:t>Работа с исполнительным производством</w:t>
-      </w:r>
-    </w:p>
-    <w:p>
-      <w:pPr>
-        <w:pStyle w:val="ListBullet"/>
-      </w:pPr>
-      <w:r>
-        <w:t>Анализ сложных случаев: банкротство заказчика, субподрядные цепочки, залоги</w:t>
-      </w:r>
-    </w:p>
-    <w:p>
-      <w:pPr>
-        <w:pStyle w:val="Heading1"/>
-      </w:pPr>
-      <w:r>
         <w:t>🔗 Переход к полному комплекту</w:t>
       </w:r>
     </w:p>
     <w:p>
       <w:r>
-        <w:t>Комплект «Акты выполненных работ, КС-2 и КС-3: закрытие и взыскание оплаты» включает: уведомление, претензию, расчёт процентов по ст. 395 ГК РФ, исковое заявление и алгоритм действий при задержке оплаты.</w:t>
+        <w:t>Комплект «Система получения оплаты за выполненные работы» включает: уведомление, претензию, расчёт процентов по ст. 395 ГК РФ, исковое заявление и алгоритм действий при задержке оплаты.</w:t>
         <w:br/>
         <w:br/>
         <w:t>Стоимость: 29 900 ₽</w:t>
         <w:br/>
-        <w:t>Страница комплекта: https://marzhavbetone.ru/products/p1-oplata-po-ks2.html</w:t>
+        <w:t>Страница комплекта: https://nastoronepodryadchika.ru/products/p1-oplata-po-ks2.html</w:t>
       </w:r>
     </w:p>
     <w:sectPr>
